--- a/fra/docx/30.content.docx
+++ b/fra/docx/30.content.docx
@@ -19,7 +19,7 @@
         <w:rPr>
           <w:lang w:val="fr_FR" w:bidi="fr_FR"/>
         </w:rPr>
-        <w:t>Resource: Notes d'étude - Introductions aux livres (Tyndale)</w:t>
+        <w:t>Resource: Tyndale Open Study Notes</w:t>
       </w:r>
       <w:r>
         <w:rPr>
@@ -112,7 +112,7 @@
         <w:rPr>
           <w:lang w:val="fr_FR" w:bidi="fr_FR"/>
         </w:rPr>
-        <w:t>Notes d'étude - Introductions aux livres (Tyndale)</w:t>
+        <w:t>Tyndale Open Study Notes</w:t>
       </w:r>
     </w:p>
     <w:p>

--- a/fra/docx/30.content.docx
+++ b/fra/docx/30.content.docx
@@ -19,7 +19,7 @@
         <w:rPr>
           <w:lang w:val="fr_FR" w:bidi="fr_FR"/>
         </w:rPr>
-        <w:t>Resource: Tyndale Open Study Notes</w:t>
+        <w:t>Resource: Aquifer Open Study Notes (Book Intros)</w:t>
       </w:r>
       <w:r>
         <w:rPr>
@@ -112,7 +112,7 @@
         <w:rPr>
           <w:lang w:val="fr_FR" w:bidi="fr_FR"/>
         </w:rPr>
-        <w:t>Tyndale Open Study Notes</w:t>
+        <w:t>Aquifer Open Study Notes (Book Intros)</w:t>
       </w:r>
     </w:p>
     <w:p>

--- a/fra/docx/30.content.docx
+++ b/fra/docx/30.content.docx
@@ -233,90 +233,60 @@
         </w:rPr>
         <w:t>« Prépare-toi à la rencontre de ton Dieu » (</w:t>
       </w:r>
-      <w:hyperlink r:id="rId13">
-        <w:r>
-          <w:rPr>
-            <w:lang w:val="fr_FR" w:bidi="fr_FR"/>
-          </w:rPr>
-          <w:rPr>
-            <w:color w:val="0000EE"/>
-            <w:u w:val="single"/>
-          </w:rPr>
-          <w:t>4.12</w:t>
-        </w:r>
-      </w:hyperlink>
+      <w:r>
+        <w:rPr>
+          <w:lang w:val="fr_FR" w:bidi="fr_FR"/>
+        </w:rPr>
+        <w:t>4.12</w:t>
+      </w:r>
       <w:r>
         <w:rPr>
           <w:lang w:val="fr_FR" w:bidi="fr_FR"/>
         </w:rPr>
         <w:t>) déclare Amos aux adorateurs d’idoles. « Que… la justice [soit] comme un torrent qui jamais ne tarit », dit-il en réprimandant les riches qui opprimaient les pauvres (</w:t>
       </w:r>
-      <w:hyperlink r:id="rId14">
-        <w:r>
-          <w:rPr>
-            <w:lang w:val="fr_FR" w:bidi="fr_FR"/>
-          </w:rPr>
-          <w:rPr>
-            <w:color w:val="0000EE"/>
-            <w:u w:val="single"/>
-          </w:rPr>
-          <w:t>5.24</w:t>
-        </w:r>
-      </w:hyperlink>
+      <w:r>
+        <w:rPr>
+          <w:lang w:val="fr_FR" w:bidi="fr_FR"/>
+        </w:rPr>
+        <w:t>5.24</w:t>
+      </w:r>
       <w:r>
         <w:rPr>
           <w:lang w:val="fr_FR" w:bidi="fr_FR"/>
         </w:rPr>
         <w:t>). Comment ce berger de Tekoa à Béthel s’est-il retrouvé à prononcer de tels jugements puissants ? Amos ne gagnait pas sa vie en tant que prophète professionnel (</w:t>
       </w:r>
-      <w:hyperlink r:id="rId15">
-        <w:r>
-          <w:rPr>
-            <w:lang w:val="fr_FR" w:bidi="fr_FR"/>
-          </w:rPr>
-          <w:rPr>
-            <w:color w:val="0000EE"/>
-            <w:u w:val="single"/>
-          </w:rPr>
-          <w:t>7.14</w:t>
-        </w:r>
-      </w:hyperlink>
+      <w:r>
+        <w:rPr>
+          <w:lang w:val="fr_FR" w:bidi="fr_FR"/>
+        </w:rPr>
+        <w:t>7.14</w:t>
+      </w:r>
       <w:r>
         <w:rPr>
           <w:lang w:val="fr_FR" w:bidi="fr_FR"/>
         </w:rPr>
         <w:t>) ; le « rugissement » de Dieu (</w:t>
       </w:r>
-      <w:hyperlink r:id="rId16">
-        <w:r>
-          <w:rPr>
-            <w:lang w:val="fr_FR" w:bidi="fr_FR"/>
-          </w:rPr>
-          <w:rPr>
-            <w:color w:val="0000EE"/>
-            <w:u w:val="single"/>
-          </w:rPr>
-          <w:t>1.2</w:t>
-        </w:r>
-      </w:hyperlink>
+      <w:r>
+        <w:rPr>
+          <w:lang w:val="fr_FR" w:bidi="fr_FR"/>
+        </w:rPr>
+        <w:t>1.2</w:t>
+      </w:r>
       <w:r>
         <w:rPr>
           <w:lang w:val="fr_FR" w:bidi="fr_FR"/>
         </w:rPr>
         <w:t xml:space="preserve"> ; </w:t>
       </w:r>
-      <w:hyperlink r:id="rId17">
-        <w:r>
-          <w:rPr>
-            <w:lang w:val="fr_FR" w:bidi="fr_FR"/>
-          </w:rPr>
-          <w:rPr>
-            <w:color w:val="0000EE"/>
-            <w:u w:val="single"/>
-          </w:rPr>
-          <w:t>3.8</w:t>
-        </w:r>
-      </w:hyperlink>
+      <w:r>
+        <w:rPr>
+          <w:lang w:val="fr_FR" w:bidi="fr_FR"/>
+        </w:rPr>
+        <w:t>3.8</w:t>
+      </w:r>
       <w:r>
         <w:rPr>
           <w:lang w:val="fr_FR" w:bidi="fr_FR"/>
@@ -348,36 +318,24 @@
         </w:rPr>
         <w:t>En 931 av. J.‑C., le royaume d’Israël a été divisé en deux : le royaume du nord (Israël) et le royaume du sud (Juda). Le premier roi du nord, Jéroboam I, ne voulait pas que ses sujets aillent à Jérusalem (dans le sud) pour le culte, alors il établit des sanctuaires à Dan et Béthel. S’appuyant sur un précédent antérieur (</w:t>
       </w:r>
-      <w:hyperlink r:id="rId18">
-        <w:r>
-          <w:rPr>
-            <w:lang w:val="fr_FR" w:bidi="fr_FR"/>
-          </w:rPr>
-          <w:rPr>
-            <w:color w:val="0000EE"/>
-            <w:u w:val="single"/>
-          </w:rPr>
-          <w:t>Ex 32</w:t>
-        </w:r>
-      </w:hyperlink>
+      <w:r>
+        <w:rPr>
+          <w:lang w:val="fr_FR" w:bidi="fr_FR"/>
+        </w:rPr>
+        <w:t>Ex 32</w:t>
+      </w:r>
       <w:r>
         <w:rPr>
           <w:lang w:val="fr_FR" w:bidi="fr_FR"/>
         </w:rPr>
         <w:t>), Jéroboam a utilisé des icônes de jeunes taureaux pour représenter le Seigneur (</w:t>
       </w:r>
-      <w:hyperlink r:id="rId19">
-        <w:r>
-          <w:rPr>
-            <w:lang w:val="fr_FR" w:bidi="fr_FR"/>
-          </w:rPr>
-          <w:rPr>
-            <w:color w:val="0000EE"/>
-            <w:u w:val="single"/>
-          </w:rPr>
-          <w:t>1R 12.25–33</w:t>
-        </w:r>
-      </w:hyperlink>
+      <w:r>
+        <w:rPr>
+          <w:lang w:val="fr_FR" w:bidi="fr_FR"/>
+        </w:rPr>
+        <w:t>1R 12.25–33</w:t>
+      </w:r>
       <w:r>
         <w:rPr>
           <w:lang w:val="fr_FR" w:bidi="fr_FR"/>
@@ -398,54 +356,36 @@
         </w:rPr>
         <w:t>Les sanctuaires de veaux établis par Jéroboam I à Dan et Béthel (</w:t>
       </w:r>
-      <w:hyperlink r:id="rId20">
-        <w:r>
-          <w:rPr>
-            <w:lang w:val="fr_FR" w:bidi="fr_FR"/>
-          </w:rPr>
-          <w:rPr>
-            <w:color w:val="0000EE"/>
-            <w:u w:val="single"/>
-          </w:rPr>
-          <w:t>1R 12.29</w:t>
-        </w:r>
-      </w:hyperlink>
+      <w:r>
+        <w:rPr>
+          <w:lang w:val="fr_FR" w:bidi="fr_FR"/>
+        </w:rPr>
+        <w:t>1R 12.29</w:t>
+      </w:r>
       <w:r>
         <w:rPr>
           <w:lang w:val="fr_FR" w:bidi="fr_FR"/>
         </w:rPr>
         <w:t>), et la présence des baals (représentations locales du dieu de la tempête cananéen), ont transformé le culte de l’Éternel (le Seigneur) dans le royaume du nord en une religion païenne semblable à celle des voisins d’Israël. Le culte de l’Éternel se poursuivait généralement, mais en parallèle au culte des divinités locales. Les Israélites pensaient obtenir certains avantages qu’ils souhaitaient (comme la pluie ou la fertilité) en adorant ces divinités. La raison pour laquelle Élie a défié les prêtres de Baal sur le mont Carmel était que le peuple voulait adorer à la fois l’Éternel et Baal. Cependant, Élie les a laissés sans cette possibilité (</w:t>
       </w:r>
-      <w:hyperlink r:id="rId21">
-        <w:r>
-          <w:rPr>
-            <w:lang w:val="fr_FR" w:bidi="fr_FR"/>
-          </w:rPr>
-          <w:rPr>
-            <w:color w:val="0000EE"/>
-            <w:u w:val="single"/>
-          </w:rPr>
-          <w:t>1R 18.21</w:t>
-        </w:r>
-      </w:hyperlink>
+      <w:r>
+        <w:rPr>
+          <w:lang w:val="fr_FR" w:bidi="fr_FR"/>
+        </w:rPr>
+        <w:t>1R 18.21</w:t>
+      </w:r>
       <w:r>
         <w:rPr>
           <w:lang w:val="fr_FR" w:bidi="fr_FR"/>
         </w:rPr>
         <w:t xml:space="preserve">, </w:t>
       </w:r>
-      <w:hyperlink r:id="rId22">
-        <w:r>
-          <w:rPr>
-            <w:lang w:val="fr_FR" w:bidi="fr_FR"/>
-          </w:rPr>
-          <w:rPr>
-            <w:color w:val="0000EE"/>
-            <w:u w:val="single"/>
-          </w:rPr>
-          <w:t>24</w:t>
-        </w:r>
-      </w:hyperlink>
+      <w:r>
+        <w:rPr>
+          <w:lang w:val="fr_FR" w:bidi="fr_FR"/>
+        </w:rPr>
+        <w:t>24</w:t>
+      </w:r>
       <w:r>
         <w:rPr>
           <w:lang w:val="fr_FR" w:bidi="fr_FR"/>
@@ -466,54 +406,36 @@
         </w:rPr>
         <w:t>Lorsque Amos est arrivé en Israël (peu avant 753 av. J.‑C.), les riches s’enrichissaient et les pauvres s’appauvrissaient. Vers 801 av. J.‑C., les Assyriens avaient capturé Damas mais avaient été contraints de se retirer en raison de problèmes ailleurs. L’Égypte était également en déclin à cette époque. Dans le vide de pouvoir qui en a résulté, Israël et Juda ont prospéré et récupéré une partie du territoire qu’ils avaient perdu au profit d’Aram (</w:t>
       </w:r>
-      <w:hyperlink r:id="rId23">
-        <w:r>
-          <w:rPr>
-            <w:lang w:val="fr_FR" w:bidi="fr_FR"/>
-          </w:rPr>
-          <w:rPr>
-            <w:color w:val="0000EE"/>
-            <w:u w:val="single"/>
-          </w:rPr>
-          <w:t xml:space="preserve">2R 14.23–29 </w:t>
-        </w:r>
-      </w:hyperlink>
+      <w:r>
+        <w:rPr>
+          <w:lang w:val="fr_FR" w:bidi="fr_FR"/>
+        </w:rPr>
+        <w:t xml:space="preserve">2R 14.23–29 </w:t>
+      </w:r>
       <w:r>
         <w:rPr>
           <w:lang w:val="fr_FR" w:bidi="fr_FR"/>
         </w:rPr>
         <w:t xml:space="preserve">; </w:t>
       </w:r>
-      <w:hyperlink r:id="rId24">
-        <w:r>
-          <w:rPr>
-            <w:lang w:val="fr_FR" w:bidi="fr_FR"/>
-          </w:rPr>
-          <w:rPr>
-            <w:color w:val="0000EE"/>
-            <w:u w:val="single"/>
-          </w:rPr>
-          <w:t xml:space="preserve">15.1–7 </w:t>
-        </w:r>
-      </w:hyperlink>
+      <w:r>
+        <w:rPr>
+          <w:lang w:val="fr_FR" w:bidi="fr_FR"/>
+        </w:rPr>
+        <w:t xml:space="preserve">15.1–7 </w:t>
+      </w:r>
       <w:r>
         <w:rPr>
           <w:lang w:val="fr_FR" w:bidi="fr_FR"/>
         </w:rPr>
         <w:t xml:space="preserve">; </w:t>
       </w:r>
-      <w:hyperlink r:id="rId25">
-        <w:r>
-          <w:rPr>
-            <w:lang w:val="fr_FR" w:bidi="fr_FR"/>
-          </w:rPr>
-          <w:rPr>
-            <w:color w:val="0000EE"/>
-            <w:u w:val="single"/>
-          </w:rPr>
-          <w:t>2Ch 26.1–23</w:t>
-        </w:r>
-      </w:hyperlink>
+      <w:r>
+        <w:rPr>
+          <w:lang w:val="fr_FR" w:bidi="fr_FR"/>
+        </w:rPr>
+        <w:t>2Ch 26.1–23</w:t>
+      </w:r>
       <w:r>
         <w:rPr>
           <w:lang w:val="fr_FR" w:bidi="fr_FR"/>
@@ -559,36 +481,24 @@
         </w:rPr>
         <w:t>Amos a confronté Israël avec le message que le service de lèvres ne suffit pas dans l’adoration du Seigneur. Après une brève introduction (</w:t>
       </w:r>
-      <w:hyperlink r:id="rId26">
-        <w:r>
-          <w:rPr>
-            <w:lang w:val="fr_FR" w:bidi="fr_FR"/>
-          </w:rPr>
-          <w:rPr>
-            <w:color w:val="0000EE"/>
-            <w:u w:val="single"/>
-          </w:rPr>
-          <w:t>Am 1.1–2</w:t>
-        </w:r>
-      </w:hyperlink>
+      <w:r>
+        <w:rPr>
+          <w:lang w:val="fr_FR" w:bidi="fr_FR"/>
+        </w:rPr>
+        <w:t>Am 1.1–2</w:t>
+      </w:r>
       <w:r>
         <w:rPr>
           <w:lang w:val="fr_FR" w:bidi="fr_FR"/>
         </w:rPr>
         <w:t>), la première section d’Amos (</w:t>
       </w:r>
-      <w:hyperlink r:id="rId27">
-        <w:r>
-          <w:rPr>
-            <w:lang w:val="fr_FR" w:bidi="fr_FR"/>
-          </w:rPr>
-          <w:rPr>
-            <w:color w:val="0000EE"/>
-            <w:u w:val="single"/>
-          </w:rPr>
-          <w:t>1.3–2.16</w:t>
-        </w:r>
-      </w:hyperlink>
+      <w:r>
+        <w:rPr>
+          <w:lang w:val="fr_FR" w:bidi="fr_FR"/>
+        </w:rPr>
+        <w:t>1.3–2.16</w:t>
+      </w:r>
       <w:r>
         <w:rPr>
           <w:lang w:val="fr_FR" w:bidi="fr_FR"/>
@@ -609,216 +519,144 @@
         </w:rPr>
         <w:t>Puis il s’adresse au peuple d’Israël en disant : « Je vous châtierai pour toutes vos iniquités ». Le passage qui suit (</w:t>
       </w:r>
-      <w:hyperlink r:id="rId28">
-        <w:r>
-          <w:rPr>
-            <w:lang w:val="fr_FR" w:bidi="fr_FR"/>
-          </w:rPr>
-          <w:rPr>
-            <w:color w:val="0000EE"/>
-            <w:u w:val="single"/>
-          </w:rPr>
-          <w:t>3.1–5.17</w:t>
-        </w:r>
-      </w:hyperlink>
+      <w:r>
+        <w:rPr>
+          <w:lang w:val="fr_FR" w:bidi="fr_FR"/>
+        </w:rPr>
+        <w:t>3.1–5.17</w:t>
+      </w:r>
       <w:r>
         <w:rPr>
           <w:lang w:val="fr_FR" w:bidi="fr_FR"/>
         </w:rPr>
         <w:t>) est constitué de trois prophéties. La première (</w:t>
       </w:r>
-      <w:hyperlink r:id="rId29">
-        <w:r>
-          <w:rPr>
-            <w:lang w:val="fr_FR" w:bidi="fr_FR"/>
-          </w:rPr>
-          <w:rPr>
-            <w:color w:val="0000EE"/>
-            <w:u w:val="single"/>
-          </w:rPr>
-          <w:t>3.1–2</w:t>
-        </w:r>
-      </w:hyperlink>
+      <w:r>
+        <w:rPr>
+          <w:lang w:val="fr_FR" w:bidi="fr_FR"/>
+        </w:rPr>
+        <w:t>3.1–2</w:t>
+      </w:r>
       <w:r>
         <w:rPr>
           <w:lang w:val="fr_FR" w:bidi="fr_FR"/>
         </w:rPr>
         <w:t>) accuse Israël d’abuser de son statut privilégié en tant que peuple choisi de Dieu. La deuxième (</w:t>
       </w:r>
-      <w:hyperlink r:id="rId30">
-        <w:r>
-          <w:rPr>
-            <w:lang w:val="fr_FR" w:bidi="fr_FR"/>
-          </w:rPr>
-          <w:rPr>
-            <w:color w:val="0000EE"/>
-            <w:u w:val="single"/>
-          </w:rPr>
-          <w:t>4.1–3</w:t>
-        </w:r>
-      </w:hyperlink>
+      <w:r>
+        <w:rPr>
+          <w:lang w:val="fr_FR" w:bidi="fr_FR"/>
+        </w:rPr>
+        <w:t>4.1–3</w:t>
+      </w:r>
       <w:r>
         <w:rPr>
           <w:lang w:val="fr_FR" w:bidi="fr_FR"/>
         </w:rPr>
         <w:t>) est une accusation contre la foule festive d’Israël. La troisième (</w:t>
       </w:r>
-      <w:hyperlink r:id="rId31">
-        <w:r>
-          <w:rPr>
-            <w:lang w:val="fr_FR" w:bidi="fr_FR"/>
-          </w:rPr>
-          <w:rPr>
-            <w:color w:val="0000EE"/>
-            <w:u w:val="single"/>
-          </w:rPr>
-          <w:t>5.1–2</w:t>
-        </w:r>
-      </w:hyperlink>
+      <w:r>
+        <w:rPr>
+          <w:lang w:val="fr_FR" w:bidi="fr_FR"/>
+        </w:rPr>
+        <w:t>5.1–2</w:t>
+      </w:r>
       <w:r>
         <w:rPr>
           <w:lang w:val="fr_FR" w:bidi="fr_FR"/>
         </w:rPr>
         <w:t>) est un chant funèbre pour la mort prédite de la nation. Amos y inclut des questions rhétoriques (</w:t>
       </w:r>
-      <w:hyperlink r:id="rId32">
-        <w:r>
-          <w:rPr>
-            <w:lang w:val="fr_FR" w:bidi="fr_FR"/>
-          </w:rPr>
-          <w:rPr>
-            <w:color w:val="0000EE"/>
-            <w:u w:val="single"/>
-          </w:rPr>
-          <w:t>3.3–6</w:t>
-        </w:r>
-      </w:hyperlink>
+      <w:r>
+        <w:rPr>
+          <w:lang w:val="fr_FR" w:bidi="fr_FR"/>
+        </w:rPr>
+        <w:t>3.3–6</w:t>
+      </w:r>
       <w:r>
         <w:rPr>
           <w:lang w:val="fr_FR" w:bidi="fr_FR"/>
         </w:rPr>
         <w:t>), des métaphores de sa vie de berger (</w:t>
       </w:r>
-      <w:hyperlink r:id="rId17">
-        <w:r>
-          <w:rPr>
-            <w:lang w:val="fr_FR" w:bidi="fr_FR"/>
-          </w:rPr>
-          <w:rPr>
-            <w:color w:val="0000EE"/>
-            <w:u w:val="single"/>
-          </w:rPr>
-          <w:t>3.8</w:t>
-        </w:r>
-      </w:hyperlink>
+      <w:r>
+        <w:rPr>
+          <w:lang w:val="fr_FR" w:bidi="fr_FR"/>
+        </w:rPr>
+        <w:t>3.8</w:t>
+      </w:r>
       <w:r>
         <w:rPr>
           <w:lang w:val="fr_FR" w:bidi="fr_FR"/>
         </w:rPr>
         <w:t xml:space="preserve">, </w:t>
       </w:r>
-      <w:hyperlink r:id="rId33">
-        <w:r>
-          <w:rPr>
-            <w:lang w:val="fr_FR" w:bidi="fr_FR"/>
-          </w:rPr>
-          <w:rPr>
-            <w:color w:val="0000EE"/>
-            <w:u w:val="single"/>
-          </w:rPr>
-          <w:t>12</w:t>
-        </w:r>
-      </w:hyperlink>
+      <w:r>
+        <w:rPr>
+          <w:lang w:val="fr_FR" w:bidi="fr_FR"/>
+        </w:rPr>
+        <w:t>12</w:t>
+      </w:r>
       <w:r>
         <w:rPr>
           <w:lang w:val="fr_FR" w:bidi="fr_FR"/>
         </w:rPr>
         <w:t>), de l’ironie (</w:t>
       </w:r>
-      <w:hyperlink r:id="rId34">
-        <w:r>
-          <w:rPr>
-            <w:lang w:val="fr_FR" w:bidi="fr_FR"/>
-          </w:rPr>
-          <w:rPr>
-            <w:color w:val="0000EE"/>
-            <w:u w:val="single"/>
-          </w:rPr>
-          <w:t>4.4–5</w:t>
-        </w:r>
-      </w:hyperlink>
+      <w:r>
+        <w:rPr>
+          <w:lang w:val="fr_FR" w:bidi="fr_FR"/>
+        </w:rPr>
+        <w:t>4.4–5</w:t>
+      </w:r>
       <w:r>
         <w:rPr>
           <w:lang w:val="fr_FR" w:bidi="fr_FR"/>
         </w:rPr>
         <w:t>), une lecture historique (</w:t>
       </w:r>
-      <w:hyperlink r:id="rId35">
-        <w:r>
-          <w:rPr>
-            <w:lang w:val="fr_FR" w:bidi="fr_FR"/>
-          </w:rPr>
-          <w:rPr>
-            <w:color w:val="0000EE"/>
-            <w:u w:val="single"/>
-          </w:rPr>
-          <w:t>4.6–11</w:t>
-        </w:r>
-      </w:hyperlink>
+      <w:r>
+        <w:rPr>
+          <w:lang w:val="fr_FR" w:bidi="fr_FR"/>
+        </w:rPr>
+        <w:t>4.6–11</w:t>
+      </w:r>
       <w:r>
         <w:rPr>
           <w:lang w:val="fr_FR" w:bidi="fr_FR"/>
         </w:rPr>
         <w:t>), des extraits d’hymnes (</w:t>
       </w:r>
-      <w:hyperlink r:id="rId36">
-        <w:r>
-          <w:rPr>
-            <w:lang w:val="fr_FR" w:bidi="fr_FR"/>
-          </w:rPr>
-          <w:rPr>
-            <w:color w:val="0000EE"/>
-            <w:u w:val="single"/>
-          </w:rPr>
-          <w:t>4.13</w:t>
-        </w:r>
-      </w:hyperlink>
+      <w:r>
+        <w:rPr>
+          <w:lang w:val="fr_FR" w:bidi="fr_FR"/>
+        </w:rPr>
+        <w:t>4.13</w:t>
+      </w:r>
       <w:r>
         <w:rPr>
           <w:lang w:val="fr_FR" w:bidi="fr_FR"/>
         </w:rPr>
         <w:t xml:space="preserve"> ; </w:t>
       </w:r>
-      <w:hyperlink r:id="rId37">
-        <w:r>
-          <w:rPr>
-            <w:lang w:val="fr_FR" w:bidi="fr_FR"/>
-          </w:rPr>
-          <w:rPr>
-            <w:color w:val="0000EE"/>
-            <w:u w:val="single"/>
-          </w:rPr>
-          <w:t>5.8–9</w:t>
-        </w:r>
-      </w:hyperlink>
+      <w:r>
+        <w:rPr>
+          <w:lang w:val="fr_FR" w:bidi="fr_FR"/>
+        </w:rPr>
+        <w:t>5.8–9</w:t>
+      </w:r>
       <w:r>
         <w:rPr>
           <w:lang w:val="fr_FR" w:bidi="fr_FR"/>
         </w:rPr>
         <w:t>), des jeux de mots (</w:t>
       </w:r>
-      <w:hyperlink r:id="rId38">
-        <w:r>
-          <w:rPr>
-            <w:lang w:val="fr_FR" w:bidi="fr_FR"/>
-          </w:rPr>
-          <w:rPr>
-            <w:color w:val="0000EE"/>
-            <w:u w:val="single"/>
-          </w:rPr>
-          <w:t>5.5</w:t>
-        </w:r>
-      </w:hyperlink>
+      <w:r>
+        <w:rPr>
+          <w:lang w:val="fr_FR" w:bidi="fr_FR"/>
+        </w:rPr>
+        <w:t>5.5</w:t>
+      </w:r>
       <w:r>
         <w:rPr>
           <w:lang w:val="fr_FR" w:bidi="fr_FR"/>
@@ -839,54 +677,36 @@
         </w:rPr>
         <w:t>La troisième partie du livre d’Amos (</w:t>
       </w:r>
-      <w:hyperlink r:id="rId39">
-        <w:r>
-          <w:rPr>
-            <w:lang w:val="fr_FR" w:bidi="fr_FR"/>
-          </w:rPr>
-          <w:rPr>
-            <w:color w:val="0000EE"/>
-            <w:u w:val="single"/>
-          </w:rPr>
-          <w:t>5.18–6.14</w:t>
-        </w:r>
-      </w:hyperlink>
+      <w:r>
+        <w:rPr>
+          <w:lang w:val="fr_FR" w:bidi="fr_FR"/>
+        </w:rPr>
+        <w:t>5.18–6.14</w:t>
+      </w:r>
       <w:r>
         <w:rPr>
           <w:lang w:val="fr_FR" w:bidi="fr_FR"/>
         </w:rPr>
         <w:t>) contient deux prophéties de malheur : la première est un avertissement à ceux qui proclament le jour du Seigneur comme un moment où Dieu rétablira Israël en tant que nation dominante (</w:t>
       </w:r>
-      <w:hyperlink r:id="rId40">
-        <w:r>
-          <w:rPr>
-            <w:lang w:val="fr_FR" w:bidi="fr_FR"/>
-          </w:rPr>
-          <w:rPr>
-            <w:color w:val="0000EE"/>
-            <w:u w:val="single"/>
-          </w:rPr>
-          <w:t>5.18–27</w:t>
-        </w:r>
-      </w:hyperlink>
+      <w:r>
+        <w:rPr>
+          <w:lang w:val="fr_FR" w:bidi="fr_FR"/>
+        </w:rPr>
+        <w:t>5.18–27</w:t>
+      </w:r>
       <w:r>
         <w:rPr>
           <w:lang w:val="fr_FR" w:bidi="fr_FR"/>
         </w:rPr>
         <w:t>) ; la deuxième réprimande ceux qui se fient à leur richesse, leurs maisons ou leurs murailles pour les sauver (</w:t>
       </w:r>
-      <w:hyperlink r:id="rId41">
-        <w:r>
-          <w:rPr>
-            <w:lang w:val="fr_FR" w:bidi="fr_FR"/>
-          </w:rPr>
-          <w:rPr>
-            <w:color w:val="0000EE"/>
-            <w:u w:val="single"/>
-          </w:rPr>
-          <w:t>6.1–14</w:t>
-        </w:r>
-      </w:hyperlink>
+      <w:r>
+        <w:rPr>
+          <w:lang w:val="fr_FR" w:bidi="fr_FR"/>
+        </w:rPr>
+        <w:t>6.1–14</w:t>
+      </w:r>
       <w:r>
         <w:rPr>
           <w:lang w:val="fr_FR" w:bidi="fr_FR"/>
@@ -907,108 +727,72 @@
         </w:rPr>
         <w:t>La quatrième partie (</w:t>
       </w:r>
-      <w:hyperlink r:id="rId42">
-        <w:r>
-          <w:rPr>
-            <w:lang w:val="fr_FR" w:bidi="fr_FR"/>
-          </w:rPr>
-          <w:rPr>
-            <w:color w:val="0000EE"/>
-            <w:u w:val="single"/>
-          </w:rPr>
-          <w:t>7.1–9.10</w:t>
-        </w:r>
-      </w:hyperlink>
+      <w:r>
+        <w:rPr>
+          <w:lang w:val="fr_FR" w:bidi="fr_FR"/>
+        </w:rPr>
+        <w:t>7.1–9.10</w:t>
+      </w:r>
       <w:r>
         <w:rPr>
           <w:lang w:val="fr_FR" w:bidi="fr_FR"/>
         </w:rPr>
         <w:t>) contient cinq oracles basés sur des visions. Amos commence par convaincre ses interlocuteurs avec des visions de deux jugements évités (</w:t>
       </w:r>
-      <w:hyperlink r:id="rId43">
-        <w:r>
-          <w:rPr>
-            <w:lang w:val="fr_FR" w:bidi="fr_FR"/>
-          </w:rPr>
-          <w:rPr>
-            <w:color w:val="0000EE"/>
-            <w:u w:val="single"/>
-          </w:rPr>
-          <w:t>7.1–6</w:t>
-        </w:r>
-      </w:hyperlink>
+      <w:r>
+        <w:rPr>
+          <w:lang w:val="fr_FR" w:bidi="fr_FR"/>
+        </w:rPr>
+        <w:t>7.1–6</w:t>
+      </w:r>
       <w:r>
         <w:rPr>
           <w:lang w:val="fr_FR" w:bidi="fr_FR"/>
         </w:rPr>
         <w:t>), mais il contraste ensuite son message avec deux jugements qui se poursuivent (</w:t>
       </w:r>
-      <w:hyperlink r:id="rId44">
-        <w:r>
-          <w:rPr>
-            <w:lang w:val="fr_FR" w:bidi="fr_FR"/>
-          </w:rPr>
-          <w:rPr>
-            <w:color w:val="0000EE"/>
-            <w:u w:val="single"/>
-          </w:rPr>
-          <w:t>7.7–9</w:t>
-        </w:r>
-      </w:hyperlink>
+      <w:r>
+        <w:rPr>
+          <w:lang w:val="fr_FR" w:bidi="fr_FR"/>
+        </w:rPr>
+        <w:t>7.7–9</w:t>
+      </w:r>
       <w:r>
         <w:rPr>
           <w:lang w:val="fr_FR" w:bidi="fr_FR"/>
         </w:rPr>
         <w:t xml:space="preserve"> ; </w:t>
       </w:r>
-      <w:hyperlink r:id="rId45">
-        <w:r>
-          <w:rPr>
-            <w:lang w:val="fr_FR" w:bidi="fr_FR"/>
-          </w:rPr>
-          <w:rPr>
-            <w:color w:val="0000EE"/>
-            <w:u w:val="single"/>
-          </w:rPr>
-          <w:t>8.1–3</w:t>
-        </w:r>
-      </w:hyperlink>
+      <w:r>
+        <w:rPr>
+          <w:lang w:val="fr_FR" w:bidi="fr_FR"/>
+        </w:rPr>
+        <w:t>8.1–3</w:t>
+      </w:r>
       <w:r>
         <w:rPr>
           <w:lang w:val="fr_FR" w:bidi="fr_FR"/>
         </w:rPr>
         <w:t>). Ces visions sont interrompues par un bref résumé biographique (</w:t>
       </w:r>
-      <w:hyperlink r:id="rId46">
-        <w:r>
-          <w:rPr>
-            <w:lang w:val="fr_FR" w:bidi="fr_FR"/>
-          </w:rPr>
-          <w:rPr>
-            <w:color w:val="0000EE"/>
-            <w:u w:val="single"/>
-          </w:rPr>
-          <w:t>7.10–17</w:t>
-        </w:r>
-      </w:hyperlink>
+      <w:r>
+        <w:rPr>
+          <w:lang w:val="fr_FR" w:bidi="fr_FR"/>
+        </w:rPr>
+        <w:t>7.10–17</w:t>
+      </w:r>
       <w:r>
         <w:rPr>
           <w:lang w:val="fr_FR" w:bidi="fr_FR"/>
         </w:rPr>
         <w:t>). La vision finale est celle de la destruction complète d’Israël et de son système religieux (</w:t>
       </w:r>
-      <w:hyperlink r:id="rId47">
-        <w:r>
-          <w:rPr>
-            <w:lang w:val="fr_FR" w:bidi="fr_FR"/>
-          </w:rPr>
-          <w:rPr>
-            <w:color w:val="0000EE"/>
-            <w:u w:val="single"/>
-          </w:rPr>
-          <w:t>9.1–10</w:t>
-        </w:r>
-      </w:hyperlink>
+      <w:r>
+        <w:rPr>
+          <w:lang w:val="fr_FR" w:bidi="fr_FR"/>
+        </w:rPr>
+        <w:t>9.1–10</w:t>
+      </w:r>
       <w:r>
         <w:rPr>
           <w:lang w:val="fr_FR" w:bidi="fr_FR"/>
@@ -1029,18 +813,12 @@
         </w:rPr>
         <w:t xml:space="preserve">Enfin, aux versets </w:t>
       </w:r>
-      <w:hyperlink r:id="rId48">
-        <w:r>
-          <w:rPr>
-            <w:lang w:val="fr_FR" w:bidi="fr_FR"/>
-          </w:rPr>
-          <w:rPr>
-            <w:color w:val="0000EE"/>
-            <w:u w:val="single"/>
-          </w:rPr>
-          <w:t>9.11–15</w:t>
-        </w:r>
-      </w:hyperlink>
+      <w:r>
+        <w:rPr>
+          <w:lang w:val="fr_FR" w:bidi="fr_FR"/>
+        </w:rPr>
+        <w:t>9.11–15</w:t>
+      </w:r>
       <w:r>
         <w:rPr>
           <w:lang w:val="fr_FR" w:bidi="fr_FR"/>
@@ -1072,36 +850,24 @@
         </w:rPr>
         <w:t>Le ministère d’Amos fut bref, il n’a peut-être duré qu’une seule année. Il prêchait aux environs du sanctuaire royal de Béthel dans le royaume du Nord (</w:t>
       </w:r>
-      <w:hyperlink r:id="rId49">
-        <w:r>
-          <w:rPr>
-            <w:lang w:val="fr_FR" w:bidi="fr_FR"/>
-          </w:rPr>
-          <w:rPr>
-            <w:color w:val="0000EE"/>
-            <w:u w:val="single"/>
-          </w:rPr>
-          <w:t>7.13</w:t>
-        </w:r>
-      </w:hyperlink>
+      <w:r>
+        <w:rPr>
+          <w:lang w:val="fr_FR" w:bidi="fr_FR"/>
+        </w:rPr>
+        <w:t>7.13</w:t>
+      </w:r>
       <w:r>
         <w:rPr>
           <w:lang w:val="fr_FR" w:bidi="fr_FR"/>
         </w:rPr>
         <w:t>), peu de temps avant la mort de Jéroboam II en 753 av. J.‑C. (</w:t>
       </w:r>
-      <w:hyperlink r:id="rId50">
-        <w:r>
-          <w:rPr>
-            <w:lang w:val="fr_FR" w:bidi="fr_FR"/>
-          </w:rPr>
-          <w:rPr>
-            <w:color w:val="0000EE"/>
-            <w:u w:val="single"/>
-          </w:rPr>
-          <w:t>1.1</w:t>
-        </w:r>
-      </w:hyperlink>
+      <w:r>
+        <w:rPr>
+          <w:lang w:val="fr_FR" w:bidi="fr_FR"/>
+        </w:rPr>
+        <w:t>1.1</w:t>
+      </w:r>
       <w:r>
         <w:rPr>
           <w:lang w:val="fr_FR" w:bidi="fr_FR"/>
@@ -1133,54 +899,36 @@
         </w:rPr>
         <w:t xml:space="preserve">Amos a adressé son message à tout le peuple israélite, mais surtout aux riches, aux puissants et aux personnes complaisantes (lire surtout les versets </w:t>
       </w:r>
-      <w:hyperlink r:id="rId51">
-        <w:r>
-          <w:rPr>
-            <w:lang w:val="fr_FR" w:bidi="fr_FR"/>
-          </w:rPr>
-          <w:rPr>
-            <w:color w:val="0000EE"/>
-            <w:u w:val="single"/>
-          </w:rPr>
-          <w:t>5.18–6.8</w:t>
-        </w:r>
-      </w:hyperlink>
+      <w:r>
+        <w:rPr>
+          <w:lang w:val="fr_FR" w:bidi="fr_FR"/>
+        </w:rPr>
+        <w:t>5.18–6.8</w:t>
+      </w:r>
       <w:r>
         <w:rPr>
           <w:lang w:val="fr_FR" w:bidi="fr_FR"/>
         </w:rPr>
         <w:t>). Bien que, selon Amos, la séparation d’Israël de Juda et du sanctuaire de Jérusalem soit la cause principale de son déclin moral et spirituel, il était conscient que Juda s’éloignait également d’un culte pur du Seigneur (</w:t>
       </w:r>
-      <w:hyperlink r:id="rId52">
-        <w:r>
-          <w:rPr>
-            <w:lang w:val="fr_FR" w:bidi="fr_FR"/>
-          </w:rPr>
-          <w:rPr>
-            <w:color w:val="0000EE"/>
-            <w:u w:val="single"/>
-          </w:rPr>
-          <w:t>2.4–5</w:t>
-        </w:r>
-      </w:hyperlink>
+      <w:r>
+        <w:rPr>
+          <w:lang w:val="fr_FR" w:bidi="fr_FR"/>
+        </w:rPr>
+        <w:t>2.4–5</w:t>
+      </w:r>
       <w:r>
         <w:rPr>
           <w:lang w:val="fr_FR" w:bidi="fr_FR"/>
         </w:rPr>
         <w:t xml:space="preserve">). Ainsi, le livre comprend la condamnation de ceux qui « vivent tranquilles dans Sion », ainsi que de ceux qui se croient en sécurité sur la montagne de Samarie (voir </w:t>
       </w:r>
-      <w:hyperlink r:id="rId53">
-        <w:r>
-          <w:rPr>
-            <w:lang w:val="fr_FR" w:bidi="fr_FR"/>
-          </w:rPr>
-          <w:rPr>
-            <w:color w:val="0000EE"/>
-            <w:u w:val="single"/>
-          </w:rPr>
-          <w:t>6.1</w:t>
-        </w:r>
-      </w:hyperlink>
+      <w:r>
+        <w:rPr>
+          <w:lang w:val="fr_FR" w:bidi="fr_FR"/>
+        </w:rPr>
+        <w:t>6.1</w:t>
+      </w:r>
       <w:r>
         <w:rPr>
           <w:lang w:val="fr_FR" w:bidi="fr_FR"/>
@@ -1265,18 +1013,12 @@
         </w:rPr>
         <w:t xml:space="preserve"> (comme au verset </w:t>
       </w:r>
-      <w:hyperlink r:id="rId54">
-        <w:r>
-          <w:rPr>
-            <w:lang w:val="fr_FR" w:bidi="fr_FR"/>
-          </w:rPr>
-          <w:rPr>
-            <w:color w:val="0000EE"/>
-            <w:u w:val="single"/>
-          </w:rPr>
-          <w:t>Ps 23.1</w:t>
-        </w:r>
-      </w:hyperlink>
+      <w:r>
+        <w:rPr>
+          <w:lang w:val="fr_FR" w:bidi="fr_FR"/>
+        </w:rPr>
+        <w:t>Ps 23.1</w:t>
+      </w:r>
       <w:r>
         <w:rPr>
           <w:lang w:val="fr_FR" w:bidi="fr_FR"/>
@@ -1296,18 +1038,12 @@
         </w:rPr>
         <w:t>. Dans sa seule occurrence en tant que nom en dehors du livre d’Amos, le terme décrit Méscha, roi de Moab, comme une personne qui livrait régulièrement un tribut important de laine et de moutons à Israël (</w:t>
       </w:r>
-      <w:hyperlink r:id="rId55">
-        <w:r>
-          <w:rPr>
-            <w:lang w:val="fr_FR" w:bidi="fr_FR"/>
-          </w:rPr>
-          <w:rPr>
-            <w:color w:val="0000EE"/>
-            <w:u w:val="single"/>
-          </w:rPr>
-          <w:t>2R 3.4</w:t>
-        </w:r>
-      </w:hyperlink>
+      <w:r>
+        <w:rPr>
+          <w:lang w:val="fr_FR" w:bidi="fr_FR"/>
+        </w:rPr>
+        <w:t>2R 3.4</w:t>
+      </w:r>
       <w:r>
         <w:rPr>
           <w:lang w:val="fr_FR" w:bidi="fr_FR"/>
@@ -1327,18 +1063,12 @@
         </w:rPr>
         <w:t xml:space="preserve"> désigne donc probablement une personne qui possédait des moutons, et non un berger travaillant pour autrui. Le verset </w:t>
       </w:r>
-      <w:hyperlink r:id="rId15">
-        <w:r>
-          <w:rPr>
-            <w:lang w:val="fr_FR" w:bidi="fr_FR"/>
-          </w:rPr>
-          <w:rPr>
-            <w:color w:val="0000EE"/>
-            <w:u w:val="single"/>
-          </w:rPr>
-          <w:t>7.14</w:t>
-        </w:r>
-      </w:hyperlink>
+      <w:r>
+        <w:rPr>
+          <w:lang w:val="fr_FR" w:bidi="fr_FR"/>
+        </w:rPr>
+        <w:t>7.14</w:t>
+      </w:r>
       <w:r>
         <w:rPr>
           <w:lang w:val="fr_FR" w:bidi="fr_FR"/>
@@ -1384,18 +1114,12 @@
         </w:rPr>
         <w:t>), peut-être pour indiquer qu’il possédait du bétail, un signe de richesse considérable. Par ailleurs, Amos se décrit comme un cultivateur de sycomores (</w:t>
       </w:r>
-      <w:hyperlink r:id="rId15">
-        <w:r>
-          <w:rPr>
-            <w:lang w:val="fr_FR" w:bidi="fr_FR"/>
-          </w:rPr>
-          <w:rPr>
-            <w:color w:val="0000EE"/>
-            <w:u w:val="single"/>
-          </w:rPr>
-          <w:t>7.14</w:t>
-        </w:r>
-      </w:hyperlink>
+      <w:r>
+        <w:rPr>
+          <w:lang w:val="fr_FR" w:bidi="fr_FR"/>
+        </w:rPr>
+        <w:t>7.14</w:t>
+      </w:r>
       <w:r>
         <w:rPr>
           <w:lang w:val="fr_FR" w:bidi="fr_FR"/>
@@ -1454,18 +1178,12 @@
         </w:rPr>
         <w:t xml:space="preserve">Moïse avait décrit un Dieu éthique qui se souciait profondément des impuissants (voir par exemple les versets </w:t>
       </w:r>
-      <w:hyperlink r:id="rId56">
-        <w:r>
-          <w:rPr>
-            <w:lang w:val="fr_FR" w:bidi="fr_FR"/>
-          </w:rPr>
-          <w:rPr>
-            <w:color w:val="0000EE"/>
-            <w:u w:val="single"/>
-          </w:rPr>
-          <w:t>Dt 24.10–22</w:t>
-        </w:r>
-      </w:hyperlink>
+      <w:r>
+        <w:rPr>
+          <w:lang w:val="fr_FR" w:bidi="fr_FR"/>
+        </w:rPr>
+        <w:t>Dt 24.10–22</w:t>
+      </w:r>
       <w:r>
         <w:rPr>
           <w:lang w:val="fr_FR" w:bidi="fr_FR"/>
@@ -1492,18 +1210,12 @@
         </w:rPr>
         <w:t>Le véritable culte du vrai Dieu mène à un comportement éthique envers les autres. Cependant, un culte et une théologie malsains corrompront les relations humaines. La théologie engendre la moralité, le bon culte de bonnes œuvres, et la foi un changement pratique. La moralité ne peut pas être définie simplement comme une pureté ou une intégrité personnelle ; elle inclut également des obligations sociales nées de la conviction que toute vie humaine est une création à l’image de Dieu (</w:t>
       </w:r>
-      <w:hyperlink r:id="rId57">
-        <w:r>
-          <w:rPr>
-            <w:lang w:val="fr_FR" w:bidi="fr_FR"/>
-          </w:rPr>
-          <w:rPr>
-            <w:color w:val="0000EE"/>
-            <w:u w:val="single"/>
-          </w:rPr>
-          <w:t>Gn 1.26–27</w:t>
-        </w:r>
-      </w:hyperlink>
+      <w:r>
+        <w:rPr>
+          <w:lang w:val="fr_FR" w:bidi="fr_FR"/>
+        </w:rPr>
+        <w:t>Gn 1.26–27</w:t>
+      </w:r>
       <w:r>
         <w:rPr>
           <w:lang w:val="fr_FR" w:bidi="fr_FR"/>
